--- a/Midterm_Plan.docx
+++ b/Midterm_Plan.docx
@@ -2588,7 +2588,7 @@
           <w:sz w:val="22"/>
           <w:szCs w:val="22"/>
         </w:rPr>
-        <w:t xml:space="preserve">25 min: group practice using the data-problem formats (sound correspondences, Bislama sentence, Pidgin Hawaiian sentence).</w:t>
+        <w:t xml:space="preserve">25 min: group practice using the data-problem formats (sound correspondences, Bislama sentence, Hawaiʻi Pidgin timeline).</w:t>
       </w:r>
     </w:p>
     <w:p>

--- a/Midterm_Plan.docx
+++ b/Midterm_Plan.docx
@@ -2588,7 +2588,7 @@
           <w:sz w:val="22"/>
           <w:szCs w:val="22"/>
         </w:rPr>
-        <w:t xml:space="preserve">25 min: group practice using the data-problem formats (sound correspondences, Bislama sentence, Hawaiʻi Pidgin timeline).</w:t>
+        <w:t xml:space="preserve">25 min: group practice using the data-problem formats (sound correspondences, glossed Bislama data, family-tree problem with invented languages).</w:t>
       </w:r>
     </w:p>
     <w:p>
